--- a/templates/QUICK REPORT/CBM DEFECT IR SUMMARY.docx
+++ b/templates/QUICK REPORT/CBM DEFECT IR SUMMARY.docx
@@ -1,6 +1,6 @@
 
 <file path=word/document.xml><?xml version="1.0" encoding="utf-8"?>
-<w:document xmlns:wpc="http://schemas.microsoft.com/office/word/2010/wordprocessingCanvas" xmlns:cx="http://schemas.microsoft.com/office/drawing/2014/chartex" xmlns:cx1="http://schemas.microsoft.com/office/drawing/2015/9/8/chartex" xmlns:cx2="http://schemas.microsoft.com/office/drawing/2015/10/21/chartex" xmlns:cx3="http://schemas.microsoft.com/office/drawing/2016/5/9/chartex" xmlns:cx4="http://schemas.microsoft.com/office/drawing/2016/5/10/chartex" xmlns:cx5="http://schemas.microsoft.com/office/drawing/2016/5/11/chartex" xmlns:cx6="http://schemas.microsoft.com/office/drawing/2016/5/12/chartex" xmlns:cx7="http://schemas.microsoft.com/office/drawing/2016/5/13/chartex" xmlns:cx8="http://schemas.microsoft.com/office/drawing/2016/5/14/chartex" xmlns:mc="http://schemas.openxmlformats.org/markup-compatibility/2006" xmlns:aink="http://schemas.microsoft.com/office/drawing/2016/ink" xmlns:am3d="http://schemas.microsoft.com/office/drawing/2017/model3d" xmlns:o="urn:schemas-microsoft-com:office:office" xmlns:oel="http://schemas.microsoft.com/office/2019/extlst" xmlns:r="http://schemas.openxmlformats.org/officeDocument/2006/relationships" xmlns:m="http://schemas.openxmlformats.org/officeDocument/2006/math" xmlns:v="urn:schemas-microsoft-com:vml" xmlns:wp14="http://schemas.microsoft.com/office/word/2010/wordprocessingDrawing" xmlns:wp="http://schemas.openxmlformats.org/drawingml/2006/wordprocessingDrawing" xmlns:w10="urn:schemas-microsoft-com:office:word" xmlns:w="http://schemas.openxmlformats.org/wordprocessingml/2006/main" xmlns:w14="http://schemas.microsoft.com/office/word/2010/wordml" xmlns:w15="http://schemas.microsoft.com/office/word/2012/wordml" xmlns:w16cex="http://schemas.microsoft.com/office/word/2018/wordml/cex" xmlns:w16cid="http://schemas.microsoft.com/office/word/2016/wordml/cid" xmlns:w16="http://schemas.microsoft.com/office/word/2018/wordml" xmlns:w16du="http://schemas.microsoft.com/office/word/2023/wordml/word16du" xmlns:w16sdtdh="http://schemas.microsoft.com/office/word/2020/wordml/sdtdatahash" xmlns:w16sdtfl="http://schemas.microsoft.com/office/word/2024/wordml/sdtformatlock" xmlns:w16se="http://schemas.microsoft.com/office/word/2015/wordml/symex" xmlns:wpg="http://schemas.microsoft.com/office/word/2010/wordprocessingGroup" xmlns:wpi="http://schemas.microsoft.com/office/word/2010/wordprocessingInk" xmlns:wne="http://schemas.microsoft.com/office/word/2006/wordml" xmlns:wps="http://schemas.microsoft.com/office/word/2010/wordprocessingShape" mc:Ignorable="w14 w15 w16se w16cid w16 w16cex w16sdtdh w16sdtfl w16du wp14">
+<w:document xmlns:wpc="http://schemas.microsoft.com/office/word/2010/wordprocessingCanvas" xmlns:cx="http://schemas.microsoft.com/office/drawing/2014/chartex" xmlns:cx1="http://schemas.microsoft.com/office/drawing/2015/9/8/chartex" xmlns:cx2="http://schemas.microsoft.com/office/drawing/2015/10/21/chartex" xmlns:cx3="http://schemas.microsoft.com/office/drawing/2016/5/9/chartex" xmlns:cx4="http://schemas.microsoft.com/office/drawing/2016/5/10/chartex" xmlns:cx5="http://schemas.microsoft.com/office/drawing/2016/5/11/chartex" xmlns:cx6="http://schemas.microsoft.com/office/drawing/2016/5/12/chartex" xmlns:cx7="http://schemas.microsoft.com/office/drawing/2016/5/13/chartex" xmlns:cx8="http://schemas.microsoft.com/office/drawing/2016/5/14/chartex" xmlns:mc="http://schemas.openxmlformats.org/markup-compatibility/2006" xmlns:aink="http://schemas.microsoft.com/office/drawing/2016/ink" xmlns:am3d="http://schemas.microsoft.com/office/drawing/2017/model3d" xmlns:o="urn:schemas-microsoft-com:office:office" xmlns:oel="http://schemas.microsoft.com/office/2019/extlst" xmlns:r="http://schemas.openxmlformats.org/officeDocument/2006/relationships" xmlns:m="http://schemas.openxmlformats.org/officeDocument/2006/math" xmlns:v="urn:schemas-microsoft-com:vml" xmlns:wp14="http://schemas.microsoft.com/office/word/2010/wordprocessingDrawing" xmlns:wp="http://schemas.openxmlformats.org/drawingml/2006/wordprocessingDrawing" xmlns:w10="urn:schemas-microsoft-com:office:word" xmlns:w="http://schemas.openxmlformats.org/wordprocessingml/2006/main" xmlns:w14="http://schemas.microsoft.com/office/word/2010/wordml" xmlns:w15="http://schemas.microsoft.com/office/word/2012/wordml" xmlns:w16cei="http://schemas.microsoft.com/office/word/2026/wordml/cei" xmlns:w16cex="http://schemas.microsoft.com/office/word/2018/wordml/cex" xmlns:w16cid="http://schemas.microsoft.com/office/word/2016/wordml/cid" xmlns:w16="http://schemas.microsoft.com/office/word/2018/wordml" xmlns:w16du="http://schemas.microsoft.com/office/word/2023/wordml/word16du" xmlns:w16sdtdh="http://schemas.microsoft.com/office/word/2020/wordml/sdtdatahash" xmlns:w16sdtfl="http://schemas.microsoft.com/office/word/2024/wordml/sdtformatlock" xmlns:w16se="http://schemas.microsoft.com/office/word/2015/wordml/symex" xmlns:wpg="http://schemas.microsoft.com/office/word/2010/wordprocessingGroup" xmlns:wpi="http://schemas.microsoft.com/office/word/2010/wordprocessingInk" xmlns:wne="http://schemas.microsoft.com/office/word/2006/wordml" xmlns:wps="http://schemas.microsoft.com/office/word/2010/wordprocessingShape" mc:Ignorable="w14 w15 w16se w16cid w16 w16cex w16sdtdh w16sdtfl w16du wp14">
   <w:body>
     <w:p>
       <w:pPr>
@@ -33,7 +33,7 @@
     <w:tbl>
       <w:tblPr>
         <w:tblW w:w="10606" w:type="dxa"/>
-        <w:tblInd w:w="-572" w:type="dxa"/>
+        <w:jc w:val="center"/>
         <w:tblBorders>
           <w:top w:val="single" w:sz="4" w:space="0" w:color="auto"/>
           <w:left w:val="single" w:sz="4" w:space="0" w:color="auto"/>
@@ -56,6 +56,7 @@
       <w:tr>
         <w:trPr>
           <w:trHeight w:val="624"/>
+          <w:jc w:val="center"/>
         </w:trPr>
         <w:tc>
           <w:tcPr>
@@ -67,7 +68,7 @@
           <w:p>
             <w:pPr>
               <w:pStyle w:val="NoSpacing"/>
-              <w:spacing w:line="276" w:lineRule="auto" w:after="0" w:before="0"/>
+              <w:spacing w:line="276" w:lineRule="auto"/>
               <w:jc w:val="center"/>
               <w:rPr>
                 <w:rFonts w:ascii="Tahoma" w:hAnsi="Tahoma" w:cs="Tahoma"/>
@@ -95,7 +96,7 @@
           <w:p>
             <w:pPr>
               <w:pStyle w:val="NoSpacing"/>
-              <w:spacing w:line="276" w:lineRule="auto" w:after="0" w:before="0"/>
+              <w:spacing w:line="276" w:lineRule="auto"/>
               <w:jc w:val="center"/>
               <w:rPr>
                 <w:rFonts w:ascii="Tahoma" w:hAnsi="Tahoma" w:cs="Tahoma"/>
@@ -123,7 +124,7 @@
           <w:p>
             <w:pPr>
               <w:pStyle w:val="NoSpacing"/>
-              <w:spacing w:line="276" w:lineRule="auto" w:after="0" w:before="0"/>
+              <w:spacing w:line="276" w:lineRule="auto"/>
               <w:jc w:val="center"/>
               <w:rPr>
                 <w:rFonts w:ascii="Tahoma" w:hAnsi="Tahoma" w:cs="Tahoma"/>
@@ -150,7 +151,7 @@
           <w:p>
             <w:pPr>
               <w:pStyle w:val="NoSpacing"/>
-              <w:spacing w:line="276" w:lineRule="auto" w:after="0" w:before="0"/>
+              <w:spacing w:line="276" w:lineRule="auto"/>
               <w:jc w:val="center"/>
               <w:rPr>
                 <w:rFonts w:ascii="Tahoma" w:hAnsi="Tahoma" w:cs="Tahoma"/>
@@ -170,7 +171,7 @@
           <w:p>
             <w:pPr>
               <w:pStyle w:val="NoSpacing"/>
-              <w:spacing w:line="276" w:lineRule="auto" w:after="0" w:before="0"/>
+              <w:spacing w:line="276" w:lineRule="auto"/>
               <w:jc w:val="center"/>
               <w:rPr>
                 <w:rFonts w:ascii="Tahoma" w:hAnsi="Tahoma" w:cs="Tahoma"/>
@@ -213,7 +214,7 @@
           <w:p>
             <w:pPr>
               <w:pStyle w:val="NoSpacing"/>
-              <w:spacing w:line="276" w:lineRule="auto" w:after="0" w:before="0"/>
+              <w:spacing w:line="276" w:lineRule="auto"/>
               <w:jc w:val="center"/>
               <w:rPr>
                 <w:rFonts w:ascii="Tahoma" w:hAnsi="Tahoma" w:cs="Tahoma"/>
@@ -241,7 +242,7 @@
           <w:p>
             <w:pPr>
               <w:pStyle w:val="NoSpacing"/>
-              <w:spacing w:line="276" w:lineRule="auto" w:after="0" w:before="0"/>
+              <w:spacing w:line="276" w:lineRule="auto"/>
               <w:jc w:val="center"/>
               <w:rPr>
                 <w:rFonts w:ascii="Tahoma" w:hAnsi="Tahoma" w:cs="Tahoma"/>
@@ -263,6 +264,7 @@
       <w:tr>
         <w:trPr>
           <w:trHeight w:val="624"/>
+          <w:jc w:val="center"/>
         </w:trPr>
         <w:tc>
           <w:tcPr>
@@ -271,7 +273,7 @@
           </w:tcPr>
           <w:p>
             <w:pPr>
-              <w:spacing w:after="0" w:before="0"/>
+              <w:spacing w:after="0"/>
               <w:jc w:val="center"/>
             </w:pPr>
             <w:r>
@@ -286,7 +288,7 @@
           </w:tcPr>
           <w:p>
             <w:pPr>
-              <w:spacing w:after="0" w:before="0"/>
+              <w:spacing w:after="0"/>
               <w:jc w:val="center"/>
             </w:pPr>
           </w:p>
@@ -298,7 +300,7 @@
           </w:tcPr>
           <w:p>
             <w:pPr>
-              <w:spacing w:after="0" w:before="0"/>
+              <w:spacing w:after="0"/>
               <w:jc w:val="center"/>
             </w:pPr>
           </w:p>
@@ -310,7 +312,7 @@
           </w:tcPr>
           <w:p>
             <w:pPr>
-              <w:spacing w:after="0" w:before="0"/>
+              <w:spacing w:after="0"/>
               <w:jc w:val="center"/>
             </w:pPr>
           </w:p>
@@ -322,7 +324,7 @@
           </w:tcPr>
           <w:p>
             <w:pPr>
-              <w:spacing w:after="0" w:before="0"/>
+              <w:spacing w:after="0"/>
               <w:jc w:val="center"/>
             </w:pPr>
           </w:p>
@@ -335,7 +337,7 @@
           </w:tcPr>
           <w:p>
             <w:pPr>
-              <w:spacing w:after="0" w:before="0"/>
+              <w:spacing w:after="0"/>
               <w:jc w:val="center"/>
             </w:pPr>
           </w:p>
@@ -344,6 +346,7 @@
       <w:tr>
         <w:trPr>
           <w:trHeight w:val="624"/>
+          <w:jc w:val="center"/>
         </w:trPr>
         <w:tc>
           <w:tcPr>
@@ -352,19 +355,11 @@
           </w:tcPr>
           <w:p>
             <w:pPr>
-              <w:spacing w:after="0" w:before="0"/>
-              <w:jc w:val="center"/>
-            </w:pPr>
-            <w:r>
-              <w:t xml:space="preserve">{{ </w:t>
-            </w:r>
-            <w:proofErr w:type="spellStart"/>
-            <w:r>
-              <w:t>loop.index</w:t>
-            </w:r>
-            <w:proofErr w:type="spellEnd"/>
-            <w:r>
-              <w:t xml:space="preserve"> }}</w:t>
+              <w:spacing w:after="0"/>
+              <w:jc w:val="center"/>
+            </w:pPr>
+            <w:r>
+              <w:t>{{ loop.index }}</w:t>
             </w:r>
           </w:p>
         </w:tc>
@@ -375,19 +370,11 @@
           </w:tcPr>
           <w:p>
             <w:pPr>
-              <w:spacing w:after="0" w:before="0"/>
-              <w:jc w:val="center"/>
-            </w:pPr>
-            <w:r>
-              <w:t xml:space="preserve">{{ </w:t>
-            </w:r>
-            <w:proofErr w:type="spellStart"/>
-            <w:r>
-              <w:t>item.equipment</w:t>
-            </w:r>
-            <w:proofErr w:type="spellEnd"/>
-            <w:r>
-              <w:t xml:space="preserve"> }}</w:t>
+              <w:spacing w:after="0"/>
+              <w:jc w:val="center"/>
+            </w:pPr>
+            <w:r>
+              <w:t>{{ item.equipment }}</w:t>
             </w:r>
           </w:p>
         </w:tc>
@@ -398,19 +385,11 @@
           </w:tcPr>
           <w:p>
             <w:pPr>
-              <w:spacing w:after="0" w:before="0"/>
-              <w:jc w:val="center"/>
-            </w:pPr>
-            <w:r>
-              <w:t xml:space="preserve">{{ </w:t>
-            </w:r>
-            <w:proofErr w:type="spellStart"/>
-            <w:r>
-              <w:t>item.defect_area</w:t>
-            </w:r>
-            <w:proofErr w:type="spellEnd"/>
-            <w:r>
-              <w:t xml:space="preserve"> }}</w:t>
+              <w:spacing w:after="0"/>
+              <w:jc w:val="center"/>
+            </w:pPr>
+            <w:r>
+              <w:t>{{ item.defect_area }}</w:t>
             </w:r>
           </w:p>
         </w:tc>
@@ -421,19 +400,11 @@
           </w:tcPr>
           <w:p>
             <w:pPr>
-              <w:spacing w:after="0" w:before="0"/>
-              <w:jc w:val="center"/>
-            </w:pPr>
-            <w:r>
-              <w:t xml:space="preserve">{{ </w:t>
-            </w:r>
-            <w:proofErr w:type="spellStart"/>
-            <w:r>
-              <w:t>item.ir_abs</w:t>
-            </w:r>
-            <w:proofErr w:type="spellEnd"/>
-            <w:r>
-              <w:t xml:space="preserve"> }}</w:t>
+              <w:spacing w:after="0"/>
+              <w:jc w:val="center"/>
+            </w:pPr>
+            <w:r>
+              <w:t>{{ item.ir_abs }}</w:t>
             </w:r>
           </w:p>
         </w:tc>
@@ -444,19 +415,11 @@
           </w:tcPr>
           <w:p>
             <w:pPr>
-              <w:spacing w:after="0" w:before="0"/>
-              <w:jc w:val="center"/>
-            </w:pPr>
-            <w:r>
-              <w:t xml:space="preserve">{{ </w:t>
-            </w:r>
-            <w:proofErr w:type="spellStart"/>
-            <w:r>
-              <w:t>item.ir_delta</w:t>
-            </w:r>
-            <w:proofErr w:type="spellEnd"/>
-            <w:r>
-              <w:t xml:space="preserve"> }}</w:t>
+              <w:spacing w:after="0"/>
+              <w:jc w:val="center"/>
+            </w:pPr>
+            <w:r>
+              <w:t>{{ item.ir_delta }}</w:t>
             </w:r>
           </w:p>
         </w:tc>
@@ -468,7 +431,7 @@
           </w:tcPr>
           <w:p>
             <w:pPr>
-              <w:spacing w:after="0" w:before="0"/>
+              <w:spacing w:after="0"/>
               <w:jc w:val="center"/>
               <w:rPr>
                 <w:b/>
@@ -480,23 +443,7 @@
                 <w:b/>
                 <w:bCs/>
               </w:rPr>
-              <w:t xml:space="preserve">{{ </w:t>
-            </w:r>
-            <w:proofErr w:type="spellStart"/>
-            <w:r>
-              <w:rPr>
-                <w:b/>
-                <w:bCs/>
-              </w:rPr>
-              <w:t>item.status</w:t>
-            </w:r>
-            <w:proofErr w:type="spellEnd"/>
-            <w:r>
-              <w:rPr>
-                <w:b/>
-                <w:bCs/>
-              </w:rPr>
-              <w:t xml:space="preserve"> }}</w:t>
+              <w:t>{{ item.status }}</w:t>
             </w:r>
           </w:p>
         </w:tc>
@@ -504,6 +451,9 @@
       <w:bookmarkEnd w:id="0"/>
       <w:bookmarkEnd w:id="1"/>
       <w:tr>
+        <w:trPr>
+          <w:jc w:val="center"/>
+        </w:trPr>
         <w:tc>
           <w:tcPr>
             <w:tcW w:w="679" w:type="dxa"/>
@@ -511,19 +461,11 @@
           </w:tcPr>
           <w:p>
             <w:pPr>
-              <w:spacing w:after="0" w:before="0"/>
-              <w:jc w:val="center"/>
-            </w:pPr>
-            <w:r>
-              <w:t xml:space="preserve">{%tr </w:t>
-            </w:r>
-            <w:proofErr w:type="spellStart"/>
-            <w:r>
-              <w:t>endfor</w:t>
-            </w:r>
-            <w:proofErr w:type="spellEnd"/>
-            <w:r>
-              <w:t xml:space="preserve"> %}</w:t>
+              <w:spacing w:after="0"/>
+              <w:jc w:val="center"/>
+            </w:pPr>
+            <w:r>
+              <w:t>{%tr endfor %}</w:t>
             </w:r>
           </w:p>
         </w:tc>
@@ -534,7 +476,7 @@
           </w:tcPr>
           <w:p>
             <w:pPr>
-              <w:spacing w:after="0" w:before="0"/>
+              <w:spacing w:after="0"/>
               <w:jc w:val="center"/>
             </w:pPr>
           </w:p>
@@ -546,7 +488,7 @@
           </w:tcPr>
           <w:p>
             <w:pPr>
-              <w:spacing w:after="0" w:before="0"/>
+              <w:spacing w:after="0"/>
               <w:jc w:val="center"/>
             </w:pPr>
           </w:p>
@@ -558,7 +500,7 @@
           </w:tcPr>
           <w:p>
             <w:pPr>
-              <w:spacing w:after="0" w:before="0"/>
+              <w:spacing w:after="0"/>
               <w:jc w:val="center"/>
             </w:pPr>
           </w:p>
@@ -570,7 +512,7 @@
           </w:tcPr>
           <w:p>
             <w:pPr>
-              <w:spacing w:after="0" w:before="0"/>
+              <w:spacing w:after="0"/>
               <w:jc w:val="center"/>
             </w:pPr>
           </w:p>
@@ -582,7 +524,7 @@
           </w:tcPr>
           <w:p>
             <w:pPr>
-              <w:spacing w:after="0" w:before="0"/>
+              <w:spacing w:after="0"/>
               <w:jc w:val="center"/>
             </w:pPr>
           </w:p>
@@ -605,7 +547,7 @@
 </file>
 
 <file path=word/numbering.xml><?xml version="1.0" encoding="utf-8"?>
-<w:numbering xmlns:wpc="http://schemas.microsoft.com/office/word/2010/wordprocessingCanvas" xmlns:cx="http://schemas.microsoft.com/office/drawing/2014/chartex" xmlns:cx1="http://schemas.microsoft.com/office/drawing/2015/9/8/chartex" xmlns:cx2="http://schemas.microsoft.com/office/drawing/2015/10/21/chartex" xmlns:cx3="http://schemas.microsoft.com/office/drawing/2016/5/9/chartex" xmlns:cx4="http://schemas.microsoft.com/office/drawing/2016/5/10/chartex" xmlns:cx5="http://schemas.microsoft.com/office/drawing/2016/5/11/chartex" xmlns:cx6="http://schemas.microsoft.com/office/drawing/2016/5/12/chartex" xmlns:cx7="http://schemas.microsoft.com/office/drawing/2016/5/13/chartex" xmlns:cx8="http://schemas.microsoft.com/office/drawing/2016/5/14/chartex" xmlns:mc="http://schemas.openxmlformats.org/markup-compatibility/2006" xmlns:aink="http://schemas.microsoft.com/office/drawing/2016/ink" xmlns:am3d="http://schemas.microsoft.com/office/drawing/2017/model3d" xmlns:o="urn:schemas-microsoft-com:office:office" xmlns:oel="http://schemas.microsoft.com/office/2019/extlst" xmlns:r="http://schemas.openxmlformats.org/officeDocument/2006/relationships" xmlns:m="http://schemas.openxmlformats.org/officeDocument/2006/math" xmlns:v="urn:schemas-microsoft-com:vml" xmlns:wp14="http://schemas.microsoft.com/office/word/2010/wordprocessingDrawing" xmlns:wp="http://schemas.openxmlformats.org/drawingml/2006/wordprocessingDrawing" xmlns:w10="urn:schemas-microsoft-com:office:word" xmlns:w="http://schemas.openxmlformats.org/wordprocessingml/2006/main" xmlns:w14="http://schemas.microsoft.com/office/word/2010/wordml" xmlns:w15="http://schemas.microsoft.com/office/word/2012/wordml" xmlns:w16cex="http://schemas.microsoft.com/office/word/2018/wordml/cex" xmlns:w16cid="http://schemas.microsoft.com/office/word/2016/wordml/cid" xmlns:w16="http://schemas.microsoft.com/office/word/2018/wordml" xmlns:w16du="http://schemas.microsoft.com/office/word/2023/wordml/word16du" xmlns:w16sdtdh="http://schemas.microsoft.com/office/word/2020/wordml/sdtdatahash" xmlns:w16sdtfl="http://schemas.microsoft.com/office/word/2024/wordml/sdtformatlock" xmlns:w16se="http://schemas.microsoft.com/office/word/2015/wordml/symex" xmlns:wpg="http://schemas.microsoft.com/office/word/2010/wordprocessingGroup" xmlns:wpi="http://schemas.microsoft.com/office/word/2010/wordprocessingInk" xmlns:wne="http://schemas.microsoft.com/office/word/2006/wordml" xmlns:wps="http://schemas.microsoft.com/office/word/2010/wordprocessingShape" mc:Ignorable="w14 w15 w16se w16cid w16 w16cex w16sdtdh w16sdtfl w16du wp14">
+<w:numbering xmlns:wpc="http://schemas.microsoft.com/office/word/2010/wordprocessingCanvas" xmlns:cx="http://schemas.microsoft.com/office/drawing/2014/chartex" xmlns:cx1="http://schemas.microsoft.com/office/drawing/2015/9/8/chartex" xmlns:cx2="http://schemas.microsoft.com/office/drawing/2015/10/21/chartex" xmlns:cx3="http://schemas.microsoft.com/office/drawing/2016/5/9/chartex" xmlns:cx4="http://schemas.microsoft.com/office/drawing/2016/5/10/chartex" xmlns:cx5="http://schemas.microsoft.com/office/drawing/2016/5/11/chartex" xmlns:cx6="http://schemas.microsoft.com/office/drawing/2016/5/12/chartex" xmlns:cx7="http://schemas.microsoft.com/office/drawing/2016/5/13/chartex" xmlns:cx8="http://schemas.microsoft.com/office/drawing/2016/5/14/chartex" xmlns:mc="http://schemas.openxmlformats.org/markup-compatibility/2006" xmlns:aink="http://schemas.microsoft.com/office/drawing/2016/ink" xmlns:am3d="http://schemas.microsoft.com/office/drawing/2017/model3d" xmlns:o="urn:schemas-microsoft-com:office:office" xmlns:oel="http://schemas.microsoft.com/office/2019/extlst" xmlns:r="http://schemas.openxmlformats.org/officeDocument/2006/relationships" xmlns:m="http://schemas.openxmlformats.org/officeDocument/2006/math" xmlns:v="urn:schemas-microsoft-com:vml" xmlns:wp14="http://schemas.microsoft.com/office/word/2010/wordprocessingDrawing" xmlns:wp="http://schemas.openxmlformats.org/drawingml/2006/wordprocessingDrawing" xmlns:w10="urn:schemas-microsoft-com:office:word" xmlns:w="http://schemas.openxmlformats.org/wordprocessingml/2006/main" xmlns:w14="http://schemas.microsoft.com/office/word/2010/wordml" xmlns:w15="http://schemas.microsoft.com/office/word/2012/wordml" xmlns:w16cei="http://schemas.microsoft.com/office/word/2026/wordml/cei" xmlns:w16cex="http://schemas.microsoft.com/office/word/2018/wordml/cex" xmlns:w16cid="http://schemas.microsoft.com/office/word/2016/wordml/cid" xmlns:w16="http://schemas.microsoft.com/office/word/2018/wordml" xmlns:w16du="http://schemas.microsoft.com/office/word/2023/wordml/word16du" xmlns:w16sdtdh="http://schemas.microsoft.com/office/word/2020/wordml/sdtdatahash" xmlns:w16sdtfl="http://schemas.microsoft.com/office/word/2024/wordml/sdtformatlock" xmlns:w16se="http://schemas.microsoft.com/office/word/2015/wordml/symex" xmlns:wpg="http://schemas.microsoft.com/office/word/2010/wordprocessingGroup" xmlns:wpi="http://schemas.microsoft.com/office/word/2010/wordprocessingInk" xmlns:wne="http://schemas.microsoft.com/office/word/2006/wordml" xmlns:wps="http://schemas.microsoft.com/office/word/2010/wordprocessingShape" mc:Ignorable="w14 w15 w16se w16cid w16 w16cex w16sdtdh w16sdtfl w16du wp14">
   <w:abstractNum w:abstractNumId="0" w15:restartNumberingAfterBreak="0">
     <w:nsid w:val="3B056B8E"/>
     <w:multiLevelType w:val="hybridMultilevel"/>

--- a/templates/QUICK REPORT/CBM DEFECT IR SUMMARY.docx
+++ b/templates/QUICK REPORT/CBM DEFECT IR SUMMARY.docx
@@ -1,6 +1,6 @@
 
 <file path=word/document.xml><?xml version="1.0" encoding="utf-8"?>
-<w:document xmlns:wpc="http://schemas.microsoft.com/office/word/2010/wordprocessingCanvas" xmlns:cx="http://schemas.microsoft.com/office/drawing/2014/chartex" xmlns:cx1="http://schemas.microsoft.com/office/drawing/2015/9/8/chartex" xmlns:cx2="http://schemas.microsoft.com/office/drawing/2015/10/21/chartex" xmlns:cx3="http://schemas.microsoft.com/office/drawing/2016/5/9/chartex" xmlns:cx4="http://schemas.microsoft.com/office/drawing/2016/5/10/chartex" xmlns:cx5="http://schemas.microsoft.com/office/drawing/2016/5/11/chartex" xmlns:cx6="http://schemas.microsoft.com/office/drawing/2016/5/12/chartex" xmlns:cx7="http://schemas.microsoft.com/office/drawing/2016/5/13/chartex" xmlns:cx8="http://schemas.microsoft.com/office/drawing/2016/5/14/chartex" xmlns:mc="http://schemas.openxmlformats.org/markup-compatibility/2006" xmlns:aink="http://schemas.microsoft.com/office/drawing/2016/ink" xmlns:am3d="http://schemas.microsoft.com/office/drawing/2017/model3d" xmlns:o="urn:schemas-microsoft-com:office:office" xmlns:oel="http://schemas.microsoft.com/office/2019/extlst" xmlns:r="http://schemas.openxmlformats.org/officeDocument/2006/relationships" xmlns:m="http://schemas.openxmlformats.org/officeDocument/2006/math" xmlns:v="urn:schemas-microsoft-com:vml" xmlns:wp14="http://schemas.microsoft.com/office/word/2010/wordprocessingDrawing" xmlns:wp="http://schemas.openxmlformats.org/drawingml/2006/wordprocessingDrawing" xmlns:w10="urn:schemas-microsoft-com:office:word" xmlns:w="http://schemas.openxmlformats.org/wordprocessingml/2006/main" xmlns:w14="http://schemas.microsoft.com/office/word/2010/wordml" xmlns:w15="http://schemas.microsoft.com/office/word/2012/wordml" xmlns:w16cei="http://schemas.microsoft.com/office/word/2026/wordml/cei" xmlns:w16cex="http://schemas.microsoft.com/office/word/2018/wordml/cex" xmlns:w16cid="http://schemas.microsoft.com/office/word/2016/wordml/cid" xmlns:w16="http://schemas.microsoft.com/office/word/2018/wordml" xmlns:w16du="http://schemas.microsoft.com/office/word/2023/wordml/word16du" xmlns:w16sdtdh="http://schemas.microsoft.com/office/word/2020/wordml/sdtdatahash" xmlns:w16sdtfl="http://schemas.microsoft.com/office/word/2024/wordml/sdtformatlock" xmlns:w16se="http://schemas.microsoft.com/office/word/2015/wordml/symex" xmlns:wpg="http://schemas.microsoft.com/office/word/2010/wordprocessingGroup" xmlns:wpi="http://schemas.microsoft.com/office/word/2010/wordprocessingInk" xmlns:wne="http://schemas.microsoft.com/office/word/2006/wordml" xmlns:wps="http://schemas.microsoft.com/office/word/2010/wordprocessingShape" mc:Ignorable="w14 w15 w16se w16cid w16 w16cex w16sdtdh w16sdtfl w16du wp14">
+<w:document xmlns:wpc="http://schemas.microsoft.com/office/word/2010/wordprocessingCanvas" xmlns:cx="http://schemas.microsoft.com/office/drawing/2014/chartex" xmlns:cx1="http://schemas.microsoft.com/office/drawing/2015/9/8/chartex" xmlns:cx2="http://schemas.microsoft.com/office/drawing/2015/10/21/chartex" xmlns:cx3="http://schemas.microsoft.com/office/drawing/2016/5/9/chartex" xmlns:cx4="http://schemas.microsoft.com/office/drawing/2016/5/10/chartex" xmlns:cx5="http://schemas.microsoft.com/office/drawing/2016/5/11/chartex" xmlns:cx6="http://schemas.microsoft.com/office/drawing/2016/5/12/chartex" xmlns:cx7="http://schemas.microsoft.com/office/drawing/2016/5/13/chartex" xmlns:cx8="http://schemas.microsoft.com/office/drawing/2016/5/14/chartex" xmlns:mc="http://schemas.openxmlformats.org/markup-compatibility/2006" xmlns:aink="http://schemas.microsoft.com/office/drawing/2016/ink" xmlns:am3d="http://schemas.microsoft.com/office/drawing/2017/model3d" xmlns:o="urn:schemas-microsoft-com:office:office" xmlns:oel="http://schemas.microsoft.com/office/2019/extlst" xmlns:r="http://schemas.openxmlformats.org/officeDocument/2006/relationships" xmlns:m="http://schemas.openxmlformats.org/officeDocument/2006/math" xmlns:v="urn:schemas-microsoft-com:vml" xmlns:wp14="http://schemas.microsoft.com/office/word/2010/wordprocessingDrawing" xmlns:wp="http://schemas.openxmlformats.org/drawingml/2006/wordprocessingDrawing" xmlns:w10="urn:schemas-microsoft-com:office:word" xmlns:w="http://schemas.openxmlformats.org/wordprocessingml/2006/main" xmlns:w14="http://schemas.microsoft.com/office/word/2010/wordml" xmlns:w15="http://schemas.microsoft.com/office/word/2012/wordml" xmlns:w16cex="http://schemas.microsoft.com/office/word/2018/wordml/cex" xmlns:w16cid="http://schemas.microsoft.com/office/word/2016/wordml/cid" xmlns:w16="http://schemas.microsoft.com/office/word/2018/wordml" xmlns:w16du="http://schemas.microsoft.com/office/word/2023/wordml/word16du" xmlns:w16sdtdh="http://schemas.microsoft.com/office/word/2020/wordml/sdtdatahash" xmlns:w16sdtfl="http://schemas.microsoft.com/office/word/2024/wordml/sdtformatlock" xmlns:w16se="http://schemas.microsoft.com/office/word/2015/wordml/symex" xmlns:wpg="http://schemas.microsoft.com/office/word/2010/wordprocessingGroup" xmlns:wpi="http://schemas.microsoft.com/office/word/2010/wordprocessingInk" xmlns:wne="http://schemas.microsoft.com/office/word/2006/wordml" xmlns:wps="http://schemas.microsoft.com/office/word/2010/wordprocessingShape" mc:Ignorable="w14 w15 w16se w16cid w16 w16cex w16sdtdh w16sdtfl w16du wp14">
   <w:body>
     <w:p>
       <w:pPr>
@@ -8,7 +8,7 @@
         <w:spacing w:before="240"/>
         <w:jc w:val="center"/>
         <w:rPr>
-          <w:rFonts w:ascii="Tahoma" w:hAnsi="Tahoma" w:cs="Tahoma"/>
+          <w:rFonts w:asciiTheme="minorHAnsi" w:hAnsiTheme="minorHAnsi" w:cstheme="minorHAnsi"/>
           <w:b/>
           <w:color w:val="auto"/>
         </w:rPr>
@@ -17,7 +17,7 @@
       <w:bookmarkStart w:id="1" w:name="_Hlk192949560"/>
       <w:r>
         <w:rPr>
-          <w:rFonts w:ascii="Tahoma" w:hAnsi="Tahoma" w:cs="Tahoma"/>
+          <w:rFonts w:asciiTheme="minorHAnsi" w:hAnsiTheme="minorHAnsi" w:cstheme="minorHAnsi"/>
           <w:b/>
           <w:color w:val="auto"/>
         </w:rPr>
@@ -25,6 +25,7 @@
       </w:r>
       <w:r>
         <w:rPr>
+          <w:rFonts w:asciiTheme="minorHAnsi" w:hAnsiTheme="minorHAnsi" w:cstheme="minorHAnsi"/>
           <w:b/>
         </w:rPr>
         <w:t xml:space="preserve"> </w:t>
@@ -71,14 +72,14 @@
               <w:spacing w:line="276" w:lineRule="auto"/>
               <w:jc w:val="center"/>
               <w:rPr>
-                <w:rFonts w:ascii="Tahoma" w:hAnsi="Tahoma" w:cs="Tahoma"/>
+                <w:rFonts w:cstheme="minorHAnsi"/>
                 <w:b/>
                 <w:sz w:val="20"/>
               </w:rPr>
             </w:pPr>
             <w:r>
               <w:rPr>
-                <w:rFonts w:ascii="Tahoma" w:hAnsi="Tahoma" w:cs="Tahoma"/>
+                <w:rFonts w:cstheme="minorHAnsi"/>
                 <w:b/>
                 <w:sz w:val="20"/>
               </w:rPr>
@@ -99,14 +100,14 @@
               <w:spacing w:line="276" w:lineRule="auto"/>
               <w:jc w:val="center"/>
               <w:rPr>
-                <w:rFonts w:ascii="Tahoma" w:hAnsi="Tahoma" w:cs="Tahoma"/>
+                <w:rFonts w:cstheme="minorHAnsi"/>
                 <w:b/>
                 <w:sz w:val="20"/>
               </w:rPr>
             </w:pPr>
             <w:r>
               <w:rPr>
-                <w:rFonts w:ascii="Tahoma" w:hAnsi="Tahoma" w:cs="Tahoma"/>
+                <w:rFonts w:cstheme="minorHAnsi"/>
                 <w:b/>
                 <w:sz w:val="20"/>
               </w:rPr>
@@ -127,14 +128,14 @@
               <w:spacing w:line="276" w:lineRule="auto"/>
               <w:jc w:val="center"/>
               <w:rPr>
-                <w:rFonts w:ascii="Tahoma" w:hAnsi="Tahoma" w:cs="Tahoma"/>
+                <w:rFonts w:cstheme="minorHAnsi"/>
                 <w:b/>
                 <w:sz w:val="20"/>
               </w:rPr>
             </w:pPr>
             <w:r>
               <w:rPr>
-                <w:rFonts w:ascii="Tahoma" w:hAnsi="Tahoma" w:cs="Tahoma"/>
+                <w:rFonts w:cstheme="minorHAnsi"/>
                 <w:b/>
                 <w:sz w:val="20"/>
               </w:rPr>
@@ -154,14 +155,14 @@
               <w:spacing w:line="276" w:lineRule="auto"/>
               <w:jc w:val="center"/>
               <w:rPr>
-                <w:rFonts w:ascii="Tahoma" w:hAnsi="Tahoma" w:cs="Tahoma"/>
+                <w:rFonts w:cstheme="minorHAnsi"/>
                 <w:b/>
                 <w:sz w:val="20"/>
               </w:rPr>
             </w:pPr>
             <w:r>
               <w:rPr>
-                <w:rFonts w:ascii="Tahoma" w:hAnsi="Tahoma" w:cs="Tahoma"/>
+                <w:rFonts w:cstheme="minorHAnsi"/>
                 <w:b/>
                 <w:sz w:val="20"/>
               </w:rPr>
@@ -174,42 +175,54 @@
               <w:spacing w:line="276" w:lineRule="auto"/>
               <w:jc w:val="center"/>
               <w:rPr>
-                <w:rFonts w:ascii="Tahoma" w:hAnsi="Tahoma" w:cs="Tahoma"/>
+                <w:rFonts w:cstheme="minorHAnsi"/>
                 <w:b/>
                 <w:sz w:val="20"/>
               </w:rPr>
             </w:pPr>
             <w:r>
               <w:rPr>
-                <w:rFonts w:ascii="Tahoma" w:hAnsi="Tahoma" w:cs="Tahoma"/>
+                <w:rFonts w:cstheme="minorHAnsi"/>
                 <w:b/>
                 <w:sz w:val="20"/>
               </w:rPr>
-              <w:t>(Abs T</w:t>
-            </w:r>
-            <w:r>
-              <w:rPr>
-                <w:rFonts w:ascii="Tahoma" w:hAnsi="Tahoma" w:cs="Tahoma"/>
+              <w:t>(Abs T/∆T)</w:t>
+            </w:r>
+          </w:p>
+        </w:tc>
+        <w:tc>
+          <w:tcPr>
+            <w:tcW w:w="1364" w:type="dxa"/>
+            <w:shd w:val="pct15" w:color="auto" w:fill="auto"/>
+            <w:vAlign w:val="center"/>
+          </w:tcPr>
+          <w:p>
+            <w:pPr>
+              <w:pStyle w:val="NoSpacing"/>
+              <w:spacing w:line="276" w:lineRule="auto"/>
+              <w:jc w:val="center"/>
+              <w:rPr>
+                <w:rFonts w:cstheme="minorHAnsi"/>
                 <w:b/>
                 <w:sz w:val="20"/>
               </w:rPr>
-              <w:t>/</w:t>
-            </w:r>
-            <w:r>
-              <w:rPr>
-                <w:rFonts w:ascii="Tahoma" w:hAnsi="Tahoma" w:cs="Tahoma"/>
+            </w:pPr>
+            <w:r>
+              <w:rPr>
+                <w:rFonts w:cstheme="minorHAnsi"/>
                 <w:b/>
                 <w:sz w:val="20"/>
               </w:rPr>
-              <w:t>∆T)</w:t>
-            </w:r>
-          </w:p>
-        </w:tc>
-        <w:tc>
-          <w:tcPr>
-            <w:tcW w:w="1364" w:type="dxa"/>
+              <w:t>IR (∆T)</w:t>
+            </w:r>
+          </w:p>
+        </w:tc>
+        <w:tc>
+          <w:tcPr>
+            <w:tcW w:w="1587" w:type="dxa"/>
             <w:shd w:val="pct15" w:color="auto" w:fill="auto"/>
             <w:vAlign w:val="center"/>
+            <w:hideMark/>
           </w:tcPr>
           <w:p>
             <w:pPr>
@@ -217,42 +230,14 @@
               <w:spacing w:line="276" w:lineRule="auto"/>
               <w:jc w:val="center"/>
               <w:rPr>
-                <w:rFonts w:ascii="Tahoma" w:hAnsi="Tahoma" w:cs="Tahoma"/>
+                <w:rFonts w:cstheme="minorHAnsi"/>
                 <w:b/>
                 <w:sz w:val="20"/>
               </w:rPr>
             </w:pPr>
             <w:r>
               <w:rPr>
-                <w:rFonts w:ascii="Tahoma" w:hAnsi="Tahoma" w:cs="Tahoma"/>
-                <w:b/>
-                <w:sz w:val="20"/>
-              </w:rPr>
-              <w:t>IR (∆T)</w:t>
-            </w:r>
-          </w:p>
-        </w:tc>
-        <w:tc>
-          <w:tcPr>
-            <w:tcW w:w="1587" w:type="dxa"/>
-            <w:shd w:val="pct15" w:color="auto" w:fill="auto"/>
-            <w:vAlign w:val="center"/>
-            <w:hideMark/>
-          </w:tcPr>
-          <w:p>
-            <w:pPr>
-              <w:pStyle w:val="NoSpacing"/>
-              <w:spacing w:line="276" w:lineRule="auto"/>
-              <w:jc w:val="center"/>
-              <w:rPr>
-                <w:rFonts w:ascii="Tahoma" w:hAnsi="Tahoma" w:cs="Tahoma"/>
-                <w:b/>
-                <w:sz w:val="20"/>
-              </w:rPr>
-            </w:pPr>
-            <w:r>
-              <w:rPr>
-                <w:rFonts w:ascii="Tahoma" w:hAnsi="Tahoma" w:cs="Tahoma"/>
+                <w:rFonts w:cstheme="minorHAnsi"/>
                 <w:b/>
                 <w:sz w:val="20"/>
               </w:rPr>
@@ -275,8 +260,14 @@
             <w:pPr>
               <w:spacing w:after="0"/>
               <w:jc w:val="center"/>
-            </w:pPr>
-            <w:r>
+              <w:rPr>
+                <w:rFonts w:cstheme="minorHAnsi"/>
+              </w:rPr>
+            </w:pPr>
+            <w:r>
+              <w:rPr>
+                <w:rFonts w:cstheme="minorHAnsi"/>
+              </w:rPr>
               <w:t>{%tr for item in defects %}</w:t>
             </w:r>
           </w:p>
@@ -290,6 +281,9 @@
             <w:pPr>
               <w:spacing w:after="0"/>
               <w:jc w:val="center"/>
+              <w:rPr>
+                <w:rFonts w:cstheme="minorHAnsi"/>
+              </w:rPr>
             </w:pPr>
           </w:p>
         </w:tc>
@@ -302,6 +296,9 @@
             <w:pPr>
               <w:spacing w:after="0"/>
               <w:jc w:val="center"/>
+              <w:rPr>
+                <w:rFonts w:cstheme="minorHAnsi"/>
+              </w:rPr>
             </w:pPr>
           </w:p>
         </w:tc>
@@ -314,6 +311,9 @@
             <w:pPr>
               <w:spacing w:after="0"/>
               <w:jc w:val="center"/>
+              <w:rPr>
+                <w:rFonts w:cstheme="minorHAnsi"/>
+              </w:rPr>
             </w:pPr>
           </w:p>
         </w:tc>
@@ -326,6 +326,9 @@
             <w:pPr>
               <w:spacing w:after="0"/>
               <w:jc w:val="center"/>
+              <w:rPr>
+                <w:rFonts w:cstheme="minorHAnsi"/>
+              </w:rPr>
             </w:pPr>
           </w:p>
         </w:tc>
@@ -339,6 +342,9 @@
             <w:pPr>
               <w:spacing w:after="0"/>
               <w:jc w:val="center"/>
+              <w:rPr>
+                <w:rFonts w:cstheme="minorHAnsi"/>
+              </w:rPr>
             </w:pPr>
           </w:p>
         </w:tc>
@@ -357,9 +363,29 @@
             <w:pPr>
               <w:spacing w:after="0"/>
               <w:jc w:val="center"/>
-            </w:pPr>
-            <w:r>
-              <w:t>{{ loop.index }}</w:t>
+              <w:rPr>
+                <w:rFonts w:cstheme="minorHAnsi"/>
+              </w:rPr>
+            </w:pPr>
+            <w:r>
+              <w:rPr>
+                <w:rFonts w:cstheme="minorHAnsi"/>
+              </w:rPr>
+              <w:t xml:space="preserve">{{ </w:t>
+            </w:r>
+            <w:proofErr w:type="spellStart"/>
+            <w:r>
+              <w:rPr>
+                <w:rFonts w:cstheme="minorHAnsi"/>
+              </w:rPr>
+              <w:t>loop.index</w:t>
+            </w:r>
+            <w:proofErr w:type="spellEnd"/>
+            <w:r>
+              <w:rPr>
+                <w:rFonts w:cstheme="minorHAnsi"/>
+              </w:rPr>
+              <w:t xml:space="preserve"> }}</w:t>
             </w:r>
           </w:p>
         </w:tc>
@@ -372,9 +398,29 @@
             <w:pPr>
               <w:spacing w:after="0"/>
               <w:jc w:val="center"/>
-            </w:pPr>
-            <w:r>
-              <w:t>{{ item.equipment }}</w:t>
+              <w:rPr>
+                <w:rFonts w:cstheme="minorHAnsi"/>
+              </w:rPr>
+            </w:pPr>
+            <w:r>
+              <w:rPr>
+                <w:rFonts w:cstheme="minorHAnsi"/>
+              </w:rPr>
+              <w:t xml:space="preserve">{{ </w:t>
+            </w:r>
+            <w:proofErr w:type="spellStart"/>
+            <w:r>
+              <w:rPr>
+                <w:rFonts w:cstheme="minorHAnsi"/>
+              </w:rPr>
+              <w:t>item.equipment</w:t>
+            </w:r>
+            <w:proofErr w:type="spellEnd"/>
+            <w:r>
+              <w:rPr>
+                <w:rFonts w:cstheme="minorHAnsi"/>
+              </w:rPr>
+              <w:t xml:space="preserve"> }}</w:t>
             </w:r>
           </w:p>
         </w:tc>
@@ -387,9 +433,29 @@
             <w:pPr>
               <w:spacing w:after="0"/>
               <w:jc w:val="center"/>
-            </w:pPr>
-            <w:r>
-              <w:t>{{ item.defect_area }}</w:t>
+              <w:rPr>
+                <w:rFonts w:cstheme="minorHAnsi"/>
+              </w:rPr>
+            </w:pPr>
+            <w:r>
+              <w:rPr>
+                <w:rFonts w:cstheme="minorHAnsi"/>
+              </w:rPr>
+              <w:t xml:space="preserve">{{ </w:t>
+            </w:r>
+            <w:proofErr w:type="spellStart"/>
+            <w:r>
+              <w:rPr>
+                <w:rFonts w:cstheme="minorHAnsi"/>
+              </w:rPr>
+              <w:t>item.defect_area</w:t>
+            </w:r>
+            <w:proofErr w:type="spellEnd"/>
+            <w:r>
+              <w:rPr>
+                <w:rFonts w:cstheme="minorHAnsi"/>
+              </w:rPr>
+              <w:t xml:space="preserve"> }}</w:t>
             </w:r>
           </w:p>
         </w:tc>
@@ -402,9 +468,29 @@
             <w:pPr>
               <w:spacing w:after="0"/>
               <w:jc w:val="center"/>
-            </w:pPr>
-            <w:r>
-              <w:t>{{ item.ir_abs }}</w:t>
+              <w:rPr>
+                <w:rFonts w:cstheme="minorHAnsi"/>
+              </w:rPr>
+            </w:pPr>
+            <w:r>
+              <w:rPr>
+                <w:rFonts w:cstheme="minorHAnsi"/>
+              </w:rPr>
+              <w:t xml:space="preserve">{{ </w:t>
+            </w:r>
+            <w:proofErr w:type="spellStart"/>
+            <w:r>
+              <w:rPr>
+                <w:rFonts w:cstheme="minorHAnsi"/>
+              </w:rPr>
+              <w:t>item.ir_abs</w:t>
+            </w:r>
+            <w:proofErr w:type="spellEnd"/>
+            <w:r>
+              <w:rPr>
+                <w:rFonts w:cstheme="minorHAnsi"/>
+              </w:rPr>
+              <w:t xml:space="preserve"> }}</w:t>
             </w:r>
           </w:p>
         </w:tc>
@@ -417,9 +503,29 @@
             <w:pPr>
               <w:spacing w:after="0"/>
               <w:jc w:val="center"/>
-            </w:pPr>
-            <w:r>
-              <w:t>{{ item.ir_delta }}</w:t>
+              <w:rPr>
+                <w:rFonts w:cstheme="minorHAnsi"/>
+              </w:rPr>
+            </w:pPr>
+            <w:r>
+              <w:rPr>
+                <w:rFonts w:cstheme="minorHAnsi"/>
+              </w:rPr>
+              <w:t xml:space="preserve">{{ </w:t>
+            </w:r>
+            <w:proofErr w:type="spellStart"/>
+            <w:r>
+              <w:rPr>
+                <w:rFonts w:cstheme="minorHAnsi"/>
+              </w:rPr>
+              <w:t>item.ir_delta</w:t>
+            </w:r>
+            <w:proofErr w:type="spellEnd"/>
+            <w:r>
+              <w:rPr>
+                <w:rFonts w:cstheme="minorHAnsi"/>
+              </w:rPr>
+              <w:t xml:space="preserve"> }}</w:t>
             </w:r>
           </w:p>
         </w:tc>
@@ -434,16 +540,36 @@
               <w:spacing w:after="0"/>
               <w:jc w:val="center"/>
               <w:rPr>
+                <w:rFonts w:cstheme="minorHAnsi"/>
                 <w:b/>
                 <w:bCs/>
               </w:rPr>
             </w:pPr>
             <w:r>
               <w:rPr>
+                <w:rFonts w:cstheme="minorHAnsi"/>
                 <w:b/>
                 <w:bCs/>
               </w:rPr>
-              <w:t>{{ item.status }}</w:t>
+              <w:t xml:space="preserve">{{ </w:t>
+            </w:r>
+            <w:proofErr w:type="spellStart"/>
+            <w:r>
+              <w:rPr>
+                <w:rFonts w:cstheme="minorHAnsi"/>
+                <w:b/>
+                <w:bCs/>
+              </w:rPr>
+              <w:t>item.status</w:t>
+            </w:r>
+            <w:proofErr w:type="spellEnd"/>
+            <w:r>
+              <w:rPr>
+                <w:rFonts w:cstheme="minorHAnsi"/>
+                <w:b/>
+                <w:bCs/>
+              </w:rPr>
+              <w:t xml:space="preserve"> }}</w:t>
             </w:r>
           </w:p>
         </w:tc>
@@ -463,9 +589,29 @@
             <w:pPr>
               <w:spacing w:after="0"/>
               <w:jc w:val="center"/>
-            </w:pPr>
-            <w:r>
-              <w:t>{%tr endfor %}</w:t>
+              <w:rPr>
+                <w:rFonts w:cstheme="minorHAnsi"/>
+              </w:rPr>
+            </w:pPr>
+            <w:r>
+              <w:rPr>
+                <w:rFonts w:cstheme="minorHAnsi"/>
+              </w:rPr>
+              <w:t xml:space="preserve">{%tr </w:t>
+            </w:r>
+            <w:proofErr w:type="spellStart"/>
+            <w:r>
+              <w:rPr>
+                <w:rFonts w:cstheme="minorHAnsi"/>
+              </w:rPr>
+              <w:t>endfor</w:t>
+            </w:r>
+            <w:proofErr w:type="spellEnd"/>
+            <w:r>
+              <w:rPr>
+                <w:rFonts w:cstheme="minorHAnsi"/>
+              </w:rPr>
+              <w:t xml:space="preserve"> %}</w:t>
             </w:r>
           </w:p>
         </w:tc>
@@ -478,6 +624,9 @@
             <w:pPr>
               <w:spacing w:after="0"/>
               <w:jc w:val="center"/>
+              <w:rPr>
+                <w:rFonts w:cstheme="minorHAnsi"/>
+              </w:rPr>
             </w:pPr>
           </w:p>
         </w:tc>
@@ -490,6 +639,9 @@
             <w:pPr>
               <w:spacing w:after="0"/>
               <w:jc w:val="center"/>
+              <w:rPr>
+                <w:rFonts w:cstheme="minorHAnsi"/>
+              </w:rPr>
             </w:pPr>
           </w:p>
         </w:tc>
@@ -502,6 +654,9 @@
             <w:pPr>
               <w:spacing w:after="0"/>
               <w:jc w:val="center"/>
+              <w:rPr>
+                <w:rFonts w:cstheme="minorHAnsi"/>
+              </w:rPr>
             </w:pPr>
           </w:p>
         </w:tc>
@@ -514,6 +669,9 @@
             <w:pPr>
               <w:spacing w:after="0"/>
               <w:jc w:val="center"/>
+              <w:rPr>
+                <w:rFonts w:cstheme="minorHAnsi"/>
+              </w:rPr>
             </w:pPr>
           </w:p>
         </w:tc>
@@ -526,6 +684,9 @@
             <w:pPr>
               <w:spacing w:after="0"/>
               <w:jc w:val="center"/>
+              <w:rPr>
+                <w:rFonts w:cstheme="minorHAnsi"/>
+              </w:rPr>
             </w:pPr>
           </w:p>
         </w:tc>
@@ -547,7 +708,7 @@
 </file>
 
 <file path=word/numbering.xml><?xml version="1.0" encoding="utf-8"?>
-<w:numbering xmlns:wpc="http://schemas.microsoft.com/office/word/2010/wordprocessingCanvas" xmlns:cx="http://schemas.microsoft.com/office/drawing/2014/chartex" xmlns:cx1="http://schemas.microsoft.com/office/drawing/2015/9/8/chartex" xmlns:cx2="http://schemas.microsoft.com/office/drawing/2015/10/21/chartex" xmlns:cx3="http://schemas.microsoft.com/office/drawing/2016/5/9/chartex" xmlns:cx4="http://schemas.microsoft.com/office/drawing/2016/5/10/chartex" xmlns:cx5="http://schemas.microsoft.com/office/drawing/2016/5/11/chartex" xmlns:cx6="http://schemas.microsoft.com/office/drawing/2016/5/12/chartex" xmlns:cx7="http://schemas.microsoft.com/office/drawing/2016/5/13/chartex" xmlns:cx8="http://schemas.microsoft.com/office/drawing/2016/5/14/chartex" xmlns:mc="http://schemas.openxmlformats.org/markup-compatibility/2006" xmlns:aink="http://schemas.microsoft.com/office/drawing/2016/ink" xmlns:am3d="http://schemas.microsoft.com/office/drawing/2017/model3d" xmlns:o="urn:schemas-microsoft-com:office:office" xmlns:oel="http://schemas.microsoft.com/office/2019/extlst" xmlns:r="http://schemas.openxmlformats.org/officeDocument/2006/relationships" xmlns:m="http://schemas.openxmlformats.org/officeDocument/2006/math" xmlns:v="urn:schemas-microsoft-com:vml" xmlns:wp14="http://schemas.microsoft.com/office/word/2010/wordprocessingDrawing" xmlns:wp="http://schemas.openxmlformats.org/drawingml/2006/wordprocessingDrawing" xmlns:w10="urn:schemas-microsoft-com:office:word" xmlns:w="http://schemas.openxmlformats.org/wordprocessingml/2006/main" xmlns:w14="http://schemas.microsoft.com/office/word/2010/wordml" xmlns:w15="http://schemas.microsoft.com/office/word/2012/wordml" xmlns:w16cei="http://schemas.microsoft.com/office/word/2026/wordml/cei" xmlns:w16cex="http://schemas.microsoft.com/office/word/2018/wordml/cex" xmlns:w16cid="http://schemas.microsoft.com/office/word/2016/wordml/cid" xmlns:w16="http://schemas.microsoft.com/office/word/2018/wordml" xmlns:w16du="http://schemas.microsoft.com/office/word/2023/wordml/word16du" xmlns:w16sdtdh="http://schemas.microsoft.com/office/word/2020/wordml/sdtdatahash" xmlns:w16sdtfl="http://schemas.microsoft.com/office/word/2024/wordml/sdtformatlock" xmlns:w16se="http://schemas.microsoft.com/office/word/2015/wordml/symex" xmlns:wpg="http://schemas.microsoft.com/office/word/2010/wordprocessingGroup" xmlns:wpi="http://schemas.microsoft.com/office/word/2010/wordprocessingInk" xmlns:wne="http://schemas.microsoft.com/office/word/2006/wordml" xmlns:wps="http://schemas.microsoft.com/office/word/2010/wordprocessingShape" mc:Ignorable="w14 w15 w16se w16cid w16 w16cex w16sdtdh w16sdtfl w16du wp14">
+<w:numbering xmlns:wpc="http://schemas.microsoft.com/office/word/2010/wordprocessingCanvas" xmlns:cx="http://schemas.microsoft.com/office/drawing/2014/chartex" xmlns:cx1="http://schemas.microsoft.com/office/drawing/2015/9/8/chartex" xmlns:cx2="http://schemas.microsoft.com/office/drawing/2015/10/21/chartex" xmlns:cx3="http://schemas.microsoft.com/office/drawing/2016/5/9/chartex" xmlns:cx4="http://schemas.microsoft.com/office/drawing/2016/5/10/chartex" xmlns:cx5="http://schemas.microsoft.com/office/drawing/2016/5/11/chartex" xmlns:cx6="http://schemas.microsoft.com/office/drawing/2016/5/12/chartex" xmlns:cx7="http://schemas.microsoft.com/office/drawing/2016/5/13/chartex" xmlns:cx8="http://schemas.microsoft.com/office/drawing/2016/5/14/chartex" xmlns:mc="http://schemas.openxmlformats.org/markup-compatibility/2006" xmlns:aink="http://schemas.microsoft.com/office/drawing/2016/ink" xmlns:am3d="http://schemas.microsoft.com/office/drawing/2017/model3d" xmlns:o="urn:schemas-microsoft-com:office:office" xmlns:oel="http://schemas.microsoft.com/office/2019/extlst" xmlns:r="http://schemas.openxmlformats.org/officeDocument/2006/relationships" xmlns:m="http://schemas.openxmlformats.org/officeDocument/2006/math" xmlns:v="urn:schemas-microsoft-com:vml" xmlns:wp14="http://schemas.microsoft.com/office/word/2010/wordprocessingDrawing" xmlns:wp="http://schemas.openxmlformats.org/drawingml/2006/wordprocessingDrawing" xmlns:w10="urn:schemas-microsoft-com:office:word" xmlns:w="http://schemas.openxmlformats.org/wordprocessingml/2006/main" xmlns:w14="http://schemas.microsoft.com/office/word/2010/wordml" xmlns:w15="http://schemas.microsoft.com/office/word/2012/wordml" xmlns:w16cex="http://schemas.microsoft.com/office/word/2018/wordml/cex" xmlns:w16cid="http://schemas.microsoft.com/office/word/2016/wordml/cid" xmlns:w16="http://schemas.microsoft.com/office/word/2018/wordml" xmlns:w16du="http://schemas.microsoft.com/office/word/2023/wordml/word16du" xmlns:w16sdtdh="http://schemas.microsoft.com/office/word/2020/wordml/sdtdatahash" xmlns:w16sdtfl="http://schemas.microsoft.com/office/word/2024/wordml/sdtformatlock" xmlns:w16se="http://schemas.microsoft.com/office/word/2015/wordml/symex" xmlns:wpg="http://schemas.microsoft.com/office/word/2010/wordprocessingGroup" xmlns:wpi="http://schemas.microsoft.com/office/word/2010/wordprocessingInk" xmlns:wne="http://schemas.microsoft.com/office/word/2006/wordml" xmlns:wps="http://schemas.microsoft.com/office/word/2010/wordprocessingShape" mc:Ignorable="w14 w15 w16se w16cid w16 w16cex w16sdtdh w16sdtfl w16du wp14">
   <w:abstractNum w:abstractNumId="0" w15:restartNumberingAfterBreak="0">
     <w:nsid w:val="3B056B8E"/>
     <w:multiLevelType w:val="hybridMultilevel"/>
